--- a/ADR_033.docx
+++ b/ADR_033.docx
@@ -343,6 +343,13 @@
               </w:rPr>
               <w:t xml:space="preserve">DECIDED — March 29, 2026</w:t>
             </w:r>
+            <w:r>
+              <w:rPr>
+                <w:b w:val="false"/>
+                <w:bCs w:val="false"/>
+              </w:rPr>
+              <w:t xml:space="preserve"> — AMENDED September 29, 2026 by ADR-047 §8 (marked in place September 30, 2026): Memory thresholds and memory budget replaced for the 16 GB host; see the notes in Sections 4, 12.2 and 12.7.</w:t>
+            </w:r>
           </w:p>
         </w:tc>
         <w:tc>
@@ -1968,6 +1975,17 @@
               <w:t xml:space="preserve">Total 32GB. Critical thresholds: 28GB used = yellow, 30GB = red.</w:t>
             </w:r>
           </w:p>
+          <w:p>
+            <w:r>
+              <w:rPr>
+                <w:i/>
+                <w:iCs/>
+                <w:b w:val="false"/>
+                <w:bCs w:val="false"/>
+              </w:rPr>
+              <w:t xml:space="preserve">ADR-047 amendment (September 29, 2026; marked in place September 30, 2026): the host has 16 GB; these thresholds can never fire. Replaced by ADR-047 §8 — Green: pressure level 1 and free ≥ 25%. Yellow: pressure level 2, or free &lt; 25%, or swap growth &gt; 1 GB during one inference job. Red: pressure level 4, or swap free &lt; 512 MB. Evaluated in the brief generator's pre-flight gate and per-job log lines (ADR-034 is deferred, so no collector exists).</w:t>
+            </w:r>
+          </w:p>
         </w:tc>
         <w:tc>
           <w:tcPr>
@@ -2170,6 +2188,17 @@
                 <w:bCs w:val="false"/>
               </w:rPr>
               <w:t xml:space="preserve">Apple Silicon swap = unified memory overflow. Any swap &gt; 0 = alert. Signals model load exceeds physical RAM.</w:t>
+            </w:r>
+          </w:p>
+          <w:p>
+            <w:r>
+              <w:rPr>
+                <w:i/>
+                <w:iCs/>
+                <w:b w:val="false"/>
+                <w:bCs w:val="false"/>
+              </w:rPr>
+              <w:t xml:space="preserve">ADR-047 amendment (September 29, 2026; marked in place September 30, 2026): "any swap &gt; 0" fires permanently on this host (swap is in use at rest). Replaced by the swap-growth and swap-free conditions in ADR-047 §8.</w:t>
             </w:r>
           </w:p>
         </w:tc>
@@ -16308,6 +16337,17 @@
               <w:t xml:space="preserve">Local 14B / 32B (Ollama) — Moderate tasks</w:t>
             </w:r>
           </w:p>
+          <w:p>
+            <w:r>
+              <w:rPr>
+                <w:i/>
+                <w:iCs/>
+                <w:b w:val="false"/>
+                <w:bCs w:val="false"/>
+              </w:rPr>
+              <w:t xml:space="preserve">ADR-047 amendment (September 29, 2026; marked in place September 30, 2026): tier labels redefined in ADR-047 §8; Tier 2 is the deployed local model, gemma4:e4b.</w:t>
+            </w:r>
+          </w:p>
         </w:tc>
         <w:tc>
           <w:tcPr>
@@ -22077,6 +22117,20 @@
           <w:bCs w:val="false"/>
         </w:rPr>
         <w:t xml:space="preserve">Format: Stacked bar. The Mac Studio M1 Max has 32GB unified memory shared by CPU and GPU. The 32B Ollama model consumes 18–20GB alone. This visualization makes remaining headroom immediately visible during model inference.</w:t>
+      </w:r>
+    </w:p>
+    <w:p>
+      <w:pPr>
+        <w:spacing w:after="120"/>
+      </w:pPr>
+      <w:r>
+        <w:rPr>
+          <w:i/>
+          <w:iCs/>
+          <w:b w:val="false"/>
+          <w:bCs w:val="false"/>
+        </w:rPr>
+        <w:t xml:space="preserve">ADR-047 amendment (September 29, 2026; marked in place September 30, 2026): no Mac Studio or 32B model exists. The host is a MacBook Air M1, 16 GB. gemma4:e4b at num_ctx 8192 has a real measured cost of about 7 GB (ADR-047 §2); the operating budget is ADR-047 §3. The table below is retained as the original design record.</w:t>
       </w:r>
     </w:p>
     <w:tbl>
